--- a/dosyalar/9-sinif/arapca-9-2d2y-klasik.docx
+++ b/dosyalar/9-sinif/arapca-9-2d2y-klasik.docx
@@ -754,7 +754,7 @@
                 <w:szCs w:val="30"/>
                 <w:rtl/>
               </w:rPr>
-              <w:t xml:space="preserve">أَتَوَضَّأُ</w:t>
+              <w:t xml:space="preserve">أَتَوَضَّأُ</w:t>
             </w:r>
           </w:p>
         </w:tc>
@@ -850,7 +850,7 @@
                 <w:szCs w:val="30"/>
                 <w:rtl/>
               </w:rPr>
-              <w:t xml:space="preserve">أُصَلِّي</w:t>
+              <w:t xml:space="preserve">أُصَلِّي</w:t>
             </w:r>
           </w:p>
         </w:tc>
@@ -946,7 +946,7 @@
                 <w:szCs w:val="30"/>
                 <w:rtl/>
               </w:rPr>
-              <w:t xml:space="preserve">اَلْفُطُورُ</w:t>
+              <w:t xml:space="preserve">اَلفُطُورُ</w:t>
             </w:r>
           </w:p>
         </w:tc>
@@ -1042,7 +1042,7 @@
                 <w:szCs w:val="30"/>
                 <w:rtl/>
               </w:rPr>
-              <w:t xml:space="preserve">اَلْغَدَاءُ</w:t>
+              <w:t xml:space="preserve">اَلغَدَاءُ</w:t>
             </w:r>
           </w:p>
         </w:tc>
@@ -3223,7 +3223,7 @@
                 <w:szCs w:val="30"/>
                 <w:rtl/>
               </w:rPr>
-              <w:t xml:space="preserve">مَتَى   —   صَبَاحًا   —   وَالنِّصْفِ   —   بَعْدَ   —   لَا   —   مَا   —   اَلسَّاعَةُ</w:t>
+              <w:t xml:space="preserve">مَتَى   —   صَبَاحًا   —   وَالنِّصْفِ   —   بَعْدَ   —   لَا   —   مَا   —   اَلسَّاعَةُ</w:t>
             </w:r>
           </w:p>
         </w:tc>
@@ -3330,7 +3330,7 @@
                 <w:szCs w:val="28"/>
                 <w:rtl/>
               </w:rPr>
-              <w:t xml:space="preserve">……………………… تَذْهَبُ إِلَى الْمَدْرَسَةِ؟</w:t>
+              <w:t xml:space="preserve">……………………… تَذْهَبُ إِلَى المَدْرَسَةِ؟</w:t>
             </w:r>
           </w:p>
         </w:tc>
@@ -3402,7 +3402,7 @@
                 <w:szCs w:val="28"/>
                 <w:rtl/>
               </w:rPr>
-              <w:t xml:space="preserve">أَسْتَيْقِظُ فِي السَّاعَةِ السَّادِسَةِ ……………………… .</w:t>
+              <w:t xml:space="preserve">أَسْتَيْقِظُ فِي السَّاعَةِ السَّادِسَةِ ……………………… .</w:t>
             </w:r>
           </w:p>
         </w:tc>
@@ -3474,7 +3474,7 @@
                 <w:szCs w:val="28"/>
                 <w:rtl/>
               </w:rPr>
-              <w:t xml:space="preserve">أَذْهَبُ إِلَى الْمَدْرَسَةِ فِي السَّابِعَةِ ……………………… .</w:t>
+              <w:t xml:space="preserve">أَذْهَبُ إِلَى المَدْرَسَةِ فِي السَّابِعَةِ ……………………… .</w:t>
             </w:r>
           </w:p>
         </w:tc>
@@ -3546,7 +3546,7 @@
                 <w:szCs w:val="28"/>
                 <w:rtl/>
               </w:rPr>
-              <w:t xml:space="preserve">أَقْرَأُ الْكِتَابَ ……………………… الْعَشَاءِ.</w:t>
+              <w:t xml:space="preserve">أَقْرَأُ الكِتَابَ ……………………… العَشَاءِ.</w:t>
             </w:r>
           </w:p>
         </w:tc>
@@ -3618,7 +3618,7 @@
                 <w:szCs w:val="28"/>
                 <w:rtl/>
               </w:rPr>
-              <w:t xml:space="preserve">……………………… أَنَامُ مُبَكِّرًا.</w:t>
+              <w:t xml:space="preserve">……………………… أَنَامُ مُبَكِّرًا.</w:t>
             </w:r>
           </w:p>
         </w:tc>
@@ -3690,7 +3690,7 @@
                 <w:szCs w:val="28"/>
                 <w:rtl/>
               </w:rPr>
-              <w:t xml:space="preserve">……………………… ذَهَبْتُ إِلَى السُّوقِ أَمْسِ.</w:t>
+              <w:t xml:space="preserve">……………………… ذَهَبْتُ إِلَى السُّوقِ أَمْسِ.</w:t>
             </w:r>
           </w:p>
         </w:tc>
@@ -3762,7 +3762,7 @@
                 <w:szCs w:val="28"/>
                 <w:rtl/>
               </w:rPr>
-              <w:t xml:space="preserve">كَمِ ……………………… الْآنَ؟</w:t>
+              <w:t xml:space="preserve">كَم ……………………… الآنَ؟</w:t>
             </w:r>
           </w:p>
         </w:tc>
@@ -4093,7 +4093,7 @@
                 <w:szCs w:val="28"/>
                 <w:rtl/>
               </w:rPr>
-              <w:t xml:space="preserve">أَيْنَ</w:t>
+              <w:t xml:space="preserve">أَيْن</w:t>
             </w:r>
           </w:p>
         </w:tc>
@@ -4116,7 +4116,7 @@
           <w:sz w:val="20"/>
           <w:szCs w:val="20"/>
         </w:rPr>
-        <w:t xml:space="preserve">2.  «اَلسَّاعَةُ الثَّالِثَةُ إِلَّا رُبْعًا» ifadesi hangi saati gösterir?</w:t>
+        <w:t xml:space="preserve">2.  «اَلسَّاعَةُ الثَّالِثَةُ إِلَّا رُبْعًا» ifadesi hangi saati gösterir?</w:t>
       </w:r>
     </w:p>
     <w:tbl>
@@ -4853,7 +4853,7 @@
           <w:sz w:val="20"/>
           <w:szCs w:val="20"/>
         </w:rPr>
-        <w:t xml:space="preserve">5.  «أَتَوَضَّأُ ثُمَّ أُصَلِّي» cümlesinin Türkçe anlamı hangisidir?</w:t>
+        <w:t xml:space="preserve">5.  «أَتَوَضَّأُ ثُمَّ أُصَلِّي» cümlesinin Türkçe anlamı hangisidir?</w:t>
       </w:r>
     </w:p>
     <w:tbl>
@@ -5375,7 +5375,7 @@
                 <w:szCs w:val="28"/>
                 <w:rtl/>
               </w:rPr>
-              <w:t xml:space="preserve">لَا أَذْهَبُ إِلَى الْمَدْرَسَةِ يَوْمَ الْأَحَدِ.</w:t>
+              <w:t xml:space="preserve">لَا أَذْهَبُ إِلَى المَدْرَسَةِ يَوْمَ الأَحَدِ.</w:t>
             </w:r>
           </w:p>
         </w:tc>
@@ -5501,7 +5501,7 @@
                 <w:szCs w:val="28"/>
                 <w:rtl/>
               </w:rPr>
-              <w:t xml:space="preserve">مَا أَذْهَبُ إِلَى الْمَدْرَسَةِ أَمْسِ.</w:t>
+              <w:t xml:space="preserve">مَا أَذْهَبُ إِلَى المَدْرَسَةِ أَمْسِ.</w:t>
             </w:r>
           </w:p>
         </w:tc>
@@ -5627,7 +5627,7 @@
                 <w:szCs w:val="28"/>
                 <w:rtl/>
               </w:rPr>
-              <w:t xml:space="preserve">ذَهَبْتُ إِلَى الْمَكْتَبَةِ أَمْسِ.</w:t>
+              <w:t xml:space="preserve">ذَهَبْتُ إِلَى المَكْتَبَةِ أَمْسِ.</w:t>
             </w:r>
           </w:p>
         </w:tc>
@@ -5753,7 +5753,7 @@
                 <w:szCs w:val="28"/>
                 <w:rtl/>
               </w:rPr>
-              <w:t xml:space="preserve">أَسْتَيْقِظُ فِي السَّاعَةِ السَّادِسَةِ صَبَاحًا.</w:t>
+              <w:t xml:space="preserve">أَسْتَيْقِظُ فِي السَّاعَةِ السَّادِسَةِ صَبَاحًا.</w:t>
             </w:r>
           </w:p>
         </w:tc>
@@ -6112,7 +6112,7 @@
                 <w:szCs w:val="28"/>
                 <w:rtl/>
               </w:rPr>
-              <w:t xml:space="preserve">صَبَاحًا  ـ  مُبَكِّرًا  ـ  أَسْتَيْقِظُ</w:t>
+              <w:t xml:space="preserve">صَبَاحًا  ـ  مُبَكِّرًا  ـ  أَسْتَيْقِظُ</w:t>
             </w:r>
           </w:p>
         </w:tc>
@@ -6184,7 +6184,7 @@
                 <w:szCs w:val="28"/>
                 <w:rtl/>
               </w:rPr>
-              <w:t xml:space="preserve">الْمَدْرَسَةِ  ـ  إِلَى  ـ  أَذْهَبُ  ـ  الْفُطُورِ  ـ  بَعْدَ</w:t>
+              <w:t xml:space="preserve">المَدْرَسَةِ  ـ  إِلَى  ـ  أَذْهَبُ  ـ  الفُطُورِ  ـ  بَعْدَ</w:t>
             </w:r>
           </w:p>
         </w:tc>
@@ -6328,7 +6328,7 @@
                 <w:szCs w:val="28"/>
                 <w:rtl/>
               </w:rPr>
-              <w:t xml:space="preserve">الْبَيْتِ  ـ  إِلَى  ـ  أَرْجِعُ  ـ  ظُهْرًا</w:t>
+              <w:t xml:space="preserve">البَيْتِ  ـ  إِلَى  ـ  أَرْجِعُ  ـ  ظُهْرًا</w:t>
             </w:r>
           </w:p>
         </w:tc>
@@ -6400,7 +6400,7 @@
                 <w:szCs w:val="28"/>
                 <w:rtl/>
               </w:rPr>
-              <w:t xml:space="preserve">أَمْسِ  ـ  الدَّرْسَ  ـ  قَرَأْتُ</w:t>
+              <w:t xml:space="preserve">أَمْسِ  ـ  الدَّرْسَ  ـ  قَرَأْتُ</w:t>
             </w:r>
           </w:p>
         </w:tc>
@@ -6552,7 +6552,7 @@
                 <w:szCs w:val="30"/>
                 <w:rtl/>
               </w:rPr>
-              <w:t xml:space="preserve">أَسْتَيْقِظُ   —   أَتَوَضَّأُ   —   أُصَلِّي   —   آكُلُ   —   أَذْهَبُ   —   أَرْجِعُ   —   أَنَامُ   —   اَلسَّاعَةِ</w:t>
+              <w:t xml:space="preserve">أَسْتَيْقِظُ   —   أَتَوَضَّأُ   —   أُصَلِّي   —   آكُلُ   —   أَذْهَبُ   —   أَرْجِعُ   —   أَنَامُ   —   اَلسَّاعَةِ</w:t>
             </w:r>
           </w:p>
         </w:tc>
@@ -7196,7 +7196,7 @@
                 <w:szCs w:val="27"/>
                 <w:rtl/>
               </w:rPr>
-              <w:t xml:space="preserve">أَسْتَيْقِظُ فِي السَّاعَةِ السَّادِسَةِ صَبَاحًا. · أَذْهَبُ إِلَى الْمَدْرَسَةِ بَعْدَ الْفُطُورِ.</w:t>
+              <w:t xml:space="preserve">أَسْتَيْقِظُ فِي السَّاعَةِ السَّادِسَةِ صَبَاحًا. · أَذْهَبُ إِلَى المَدْرَسَةِ بَعْدَ الفُطُورِ.</w:t>
             </w:r>
           </w:p>
           <w:p>
@@ -7214,7 +7214,7 @@
                 <w:szCs w:val="27"/>
                 <w:rtl/>
               </w:rPr>
-              <w:t xml:space="preserve">مَتَى تَنَامُ؟ · أَرْجِعُ إِلَى الْبَيْتِ بَعْدَ الظُّهْرِ.</w:t>
+              <w:t xml:space="preserve">مَتَى تَنَامُ؟ · أَرْجِعُ إِلَى البَيْتِ بَعْدَ الظُّهْرِ.</w:t>
             </w:r>
           </w:p>
           <w:p>
@@ -7232,7 +7232,7 @@
                 <w:szCs w:val="27"/>
                 <w:rtl/>
               </w:rPr>
-              <w:t xml:space="preserve">ذَهَبْتُ إِلَى الْمَدْرَسَةِ أَمْسِ. · لَا أَدْرُسُ مَسَاءً.</w:t>
+              <w:t xml:space="preserve">ذَهَبْتُ إِلَى المَدْرَسَةِ أَمْسِ. · لَا أَدْرُسُ مَسَاءً.</w:t>
             </w:r>
           </w:p>
         </w:tc>
@@ -7420,7 +7420,7 @@
                 <w:szCs w:val="27"/>
                 <w:rtl/>
               </w:rPr>
-              <w:t xml:space="preserve">مَتَى ، صَبَاحًا ، وَالنِّصْفِ ، بَعْدَ ،</w:t>
+              <w:t xml:space="preserve">مَتَى ، صَبَاحًا ، وَالنِّصْفِ ، بَعْدَ ،</w:t>
             </w:r>
           </w:p>
           <w:p>
@@ -7438,7 +7438,7 @@
                 <w:szCs w:val="27"/>
                 <w:rtl/>
               </w:rPr>
-              <w:t xml:space="preserve">لَا ، مَا ، اَلسَّاعَةُ</w:t>
+              <w:t xml:space="preserve">لَا ، مَا ، اَلسَّاعَةُ</w:t>
             </w:r>
           </w:p>
         </w:tc>
@@ -7720,7 +7720,7 @@
                 <w:szCs w:val="27"/>
                 <w:rtl/>
               </w:rPr>
-              <w:t xml:space="preserve">أَسْتَيْقِظُ مُبَكِّرًا صَبَاحًا. · أَذْهَبُ إِلَى الْمَدْرَسَةِ بَعْدَ الْفُطُورِ.</w:t>
+              <w:t xml:space="preserve">أَسْتَيْقِظُ مُبَكِّرًا صَبَاحًا. · أَذْهَبُ إِلَى المَدْرَسَةِ بَعْدَ الفُطُورِ.</w:t>
             </w:r>
           </w:p>
           <w:p>
@@ -7738,7 +7738,7 @@
                 <w:szCs w:val="27"/>
                 <w:rtl/>
               </w:rPr>
-              <w:t xml:space="preserve">مَتَى تَنَامُ؟ · أَرْجِعُ إِلَى الْبَيْتِ ظُهْرًا.</w:t>
+              <w:t xml:space="preserve">مَتَى تَنَامُ؟ · أَرْجِعُ إِلَى البَيْتِ ظُهْرًا.</w:t>
             </w:r>
           </w:p>
           <w:p>
@@ -7756,7 +7756,7 @@
                 <w:szCs w:val="27"/>
                 <w:rtl/>
               </w:rPr>
-              <w:t xml:space="preserve">قَرَأْتُ الدَّرْسَ أَمْسِ.</w:t>
+              <w:t xml:space="preserve">قَرَأْتُ الدَّرْسَ أَمْسِ.</w:t>
             </w:r>
           </w:p>
         </w:tc>

--- a/dosyalar/9-sinif/arapca-9-2d2y-klasik.docx
+++ b/dosyalar/9-sinif/arapca-9-2d2y-klasik.docx
@@ -650,7 +650,7 @@
             </w:pPr>
             <w:r>
               <w:rPr>
-                <w:rFonts w:ascii="Markazi Text" w:cs="Markazi Text" w:eastAsia="Markazi Text" w:hAnsi="Markazi Text"/>
+                <w:rFonts w:ascii="Arakom" w:cs="Arakom" w:eastAsia="Arakom" w:hAnsi="Arakom"/>
                 <w:b w:val="false"/>
                 <w:bCs w:val="false"/>
                 <w:color w:val="111111"/>
@@ -746,7 +746,7 @@
             </w:pPr>
             <w:r>
               <w:rPr>
-                <w:rFonts w:ascii="Markazi Text" w:cs="Markazi Text" w:eastAsia="Markazi Text" w:hAnsi="Markazi Text"/>
+                <w:rFonts w:ascii="Arakom" w:cs="Arakom" w:eastAsia="Arakom" w:hAnsi="Arakom"/>
                 <w:b w:val="false"/>
                 <w:bCs w:val="false"/>
                 <w:color w:val="111111"/>
@@ -842,7 +842,7 @@
             </w:pPr>
             <w:r>
               <w:rPr>
-                <w:rFonts w:ascii="Markazi Text" w:cs="Markazi Text" w:eastAsia="Markazi Text" w:hAnsi="Markazi Text"/>
+                <w:rFonts w:ascii="Arakom" w:cs="Arakom" w:eastAsia="Arakom" w:hAnsi="Arakom"/>
                 <w:b w:val="false"/>
                 <w:bCs w:val="false"/>
                 <w:color w:val="111111"/>
@@ -938,7 +938,7 @@
             </w:pPr>
             <w:r>
               <w:rPr>
-                <w:rFonts w:ascii="Markazi Text" w:cs="Markazi Text" w:eastAsia="Markazi Text" w:hAnsi="Markazi Text"/>
+                <w:rFonts w:ascii="Arakom" w:cs="Arakom" w:eastAsia="Arakom" w:hAnsi="Arakom"/>
                 <w:b w:val="false"/>
                 <w:bCs w:val="false"/>
                 <w:color w:val="111111"/>
@@ -1034,7 +1034,7 @@
             </w:pPr>
             <w:r>
               <w:rPr>
-                <w:rFonts w:ascii="Markazi Text" w:cs="Markazi Text" w:eastAsia="Markazi Text" w:hAnsi="Markazi Text"/>
+                <w:rFonts w:ascii="Arakom" w:cs="Arakom" w:eastAsia="Arakom" w:hAnsi="Arakom"/>
                 <w:b w:val="false"/>
                 <w:bCs w:val="false"/>
                 <w:color w:val="111111"/>
@@ -1130,7 +1130,7 @@
             </w:pPr>
             <w:r>
               <w:rPr>
-                <w:rFonts w:ascii="Markazi Text" w:cs="Markazi Text" w:eastAsia="Markazi Text" w:hAnsi="Markazi Text"/>
+                <w:rFonts w:ascii="Arakom" w:cs="Arakom" w:eastAsia="Arakom" w:hAnsi="Arakom"/>
                 <w:b w:val="false"/>
                 <w:bCs w:val="false"/>
                 <w:color w:val="111111"/>
@@ -1459,7 +1459,7 @@
             </w:pPr>
             <w:r>
               <w:rPr>
-                <w:rFonts w:ascii="Markazi Text" w:cs="Markazi Text" w:eastAsia="Markazi Text" w:hAnsi="Markazi Text"/>
+                <w:rFonts w:ascii="Arakom" w:cs="Arakom" w:eastAsia="Arakom" w:hAnsi="Arakom"/>
                 <w:b w:val="false"/>
                 <w:bCs w:val="false"/>
                 <w:color w:val="111111"/>
@@ -1555,7 +1555,7 @@
             </w:pPr>
             <w:r>
               <w:rPr>
-                <w:rFonts w:ascii="Markazi Text" w:cs="Markazi Text" w:eastAsia="Markazi Text" w:hAnsi="Markazi Text"/>
+                <w:rFonts w:ascii="Arakom" w:cs="Arakom" w:eastAsia="Arakom" w:hAnsi="Arakom"/>
                 <w:b w:val="false"/>
                 <w:bCs w:val="false"/>
                 <w:color w:val="111111"/>
@@ -1651,7 +1651,7 @@
             </w:pPr>
             <w:r>
               <w:rPr>
-                <w:rFonts w:ascii="Markazi Text" w:cs="Markazi Text" w:eastAsia="Markazi Text" w:hAnsi="Markazi Text"/>
+                <w:rFonts w:ascii="Arakom" w:cs="Arakom" w:eastAsia="Arakom" w:hAnsi="Arakom"/>
                 <w:b w:val="false"/>
                 <w:bCs w:val="false"/>
                 <w:color w:val="111111"/>
@@ -1747,7 +1747,7 @@
             </w:pPr>
             <w:r>
               <w:rPr>
-                <w:rFonts w:ascii="Markazi Text" w:cs="Markazi Text" w:eastAsia="Markazi Text" w:hAnsi="Markazi Text"/>
+                <w:rFonts w:ascii="Arakom" w:cs="Arakom" w:eastAsia="Arakom" w:hAnsi="Arakom"/>
                 <w:b w:val="false"/>
                 <w:bCs w:val="false"/>
                 <w:color w:val="111111"/>
@@ -1843,7 +1843,7 @@
             </w:pPr>
             <w:r>
               <w:rPr>
-                <w:rFonts w:ascii="Markazi Text" w:cs="Markazi Text" w:eastAsia="Markazi Text" w:hAnsi="Markazi Text"/>
+                <w:rFonts w:ascii="Arakom" w:cs="Arakom" w:eastAsia="Arakom" w:hAnsi="Arakom"/>
                 <w:b w:val="false"/>
                 <w:bCs w:val="false"/>
                 <w:color w:val="111111"/>
@@ -1939,7 +1939,7 @@
             </w:pPr>
             <w:r>
               <w:rPr>
-                <w:rFonts w:ascii="Markazi Text" w:cs="Markazi Text" w:eastAsia="Markazi Text" w:hAnsi="Markazi Text"/>
+                <w:rFonts w:ascii="Arakom" w:cs="Arakom" w:eastAsia="Arakom" w:hAnsi="Arakom"/>
                 <w:b w:val="false"/>
                 <w:bCs w:val="false"/>
                 <w:color w:val="111111"/>
@@ -2115,7 +2115,7 @@
             </w:pPr>
             <w:r>
               <w:rPr>
-                <w:rFonts w:ascii="Markazi Text" w:cs="Markazi Text" w:eastAsia="Markazi Text" w:hAnsi="Markazi Text"/>
+                <w:rFonts w:ascii="Arakom" w:cs="Arakom" w:eastAsia="Arakom" w:hAnsi="Arakom"/>
                 <w:b w:val="false"/>
                 <w:bCs w:val="false"/>
                 <w:color w:val="111111"/>
@@ -2285,7 +2285,7 @@
             </w:pPr>
             <w:r>
               <w:rPr>
-                <w:rFonts w:ascii="Markazi Text" w:cs="Markazi Text" w:eastAsia="Markazi Text" w:hAnsi="Markazi Text"/>
+                <w:rFonts w:ascii="Arakom" w:cs="Arakom" w:eastAsia="Arakom" w:hAnsi="Arakom"/>
                 <w:b w:val="false"/>
                 <w:bCs w:val="false"/>
                 <w:color w:val="111111"/>
@@ -2455,7 +2455,7 @@
             </w:pPr>
             <w:r>
               <w:rPr>
-                <w:rFonts w:ascii="Markazi Text" w:cs="Markazi Text" w:eastAsia="Markazi Text" w:hAnsi="Markazi Text"/>
+                <w:rFonts w:ascii="Arakom" w:cs="Arakom" w:eastAsia="Arakom" w:hAnsi="Arakom"/>
                 <w:b w:val="false"/>
                 <w:bCs w:val="false"/>
                 <w:color w:val="111111"/>
@@ -2625,7 +2625,7 @@
             </w:pPr>
             <w:r>
               <w:rPr>
-                <w:rFonts w:ascii="Markazi Text" w:cs="Markazi Text" w:eastAsia="Markazi Text" w:hAnsi="Markazi Text"/>
+                <w:rFonts w:ascii="Arakom" w:cs="Arakom" w:eastAsia="Arakom" w:hAnsi="Arakom"/>
                 <w:b w:val="false"/>
                 <w:bCs w:val="false"/>
                 <w:color w:val="111111"/>
@@ -2795,7 +2795,7 @@
             </w:pPr>
             <w:r>
               <w:rPr>
-                <w:rFonts w:ascii="Markazi Text" w:cs="Markazi Text" w:eastAsia="Markazi Text" w:hAnsi="Markazi Text"/>
+                <w:rFonts w:ascii="Arakom" w:cs="Arakom" w:eastAsia="Arakom" w:hAnsi="Arakom"/>
                 <w:b w:val="false"/>
                 <w:bCs w:val="false"/>
                 <w:color w:val="111111"/>
@@ -2965,7 +2965,7 @@
             </w:pPr>
             <w:r>
               <w:rPr>
-                <w:rFonts w:ascii="Markazi Text" w:cs="Markazi Text" w:eastAsia="Markazi Text" w:hAnsi="Markazi Text"/>
+                <w:rFonts w:ascii="Arakom" w:cs="Arakom" w:eastAsia="Arakom" w:hAnsi="Arakom"/>
                 <w:b w:val="false"/>
                 <w:bCs w:val="false"/>
                 <w:color w:val="111111"/>
@@ -3215,7 +3215,7 @@
             </w:pPr>
             <w:r>
               <w:rPr>
-                <w:rFonts w:ascii="Markazi Text" w:cs="Markazi Text" w:eastAsia="Markazi Text" w:hAnsi="Markazi Text"/>
+                <w:rFonts w:ascii="Arakom" w:cs="Arakom" w:eastAsia="Arakom" w:hAnsi="Arakom"/>
                 <w:b w:val="false"/>
                 <w:bCs w:val="false"/>
                 <w:color w:val="111111"/>
@@ -3322,7 +3322,7 @@
             </w:pPr>
             <w:r>
               <w:rPr>
-                <w:rFonts w:ascii="Markazi Text" w:cs="Markazi Text" w:eastAsia="Markazi Text" w:hAnsi="Markazi Text"/>
+                <w:rFonts w:ascii="Arakom" w:cs="Arakom" w:eastAsia="Arakom" w:hAnsi="Arakom"/>
                 <w:b w:val="false"/>
                 <w:bCs w:val="false"/>
                 <w:color w:val="111111"/>
@@ -3394,7 +3394,7 @@
             </w:pPr>
             <w:r>
               <w:rPr>
-                <w:rFonts w:ascii="Markazi Text" w:cs="Markazi Text" w:eastAsia="Markazi Text" w:hAnsi="Markazi Text"/>
+                <w:rFonts w:ascii="Arakom" w:cs="Arakom" w:eastAsia="Arakom" w:hAnsi="Arakom"/>
                 <w:b w:val="false"/>
                 <w:bCs w:val="false"/>
                 <w:color w:val="111111"/>
@@ -3466,7 +3466,7 @@
             </w:pPr>
             <w:r>
               <w:rPr>
-                <w:rFonts w:ascii="Markazi Text" w:cs="Markazi Text" w:eastAsia="Markazi Text" w:hAnsi="Markazi Text"/>
+                <w:rFonts w:ascii="Arakom" w:cs="Arakom" w:eastAsia="Arakom" w:hAnsi="Arakom"/>
                 <w:b w:val="false"/>
                 <w:bCs w:val="false"/>
                 <w:color w:val="111111"/>
@@ -3538,7 +3538,7 @@
             </w:pPr>
             <w:r>
               <w:rPr>
-                <w:rFonts w:ascii="Markazi Text" w:cs="Markazi Text" w:eastAsia="Markazi Text" w:hAnsi="Markazi Text"/>
+                <w:rFonts w:ascii="Arakom" w:cs="Arakom" w:eastAsia="Arakom" w:hAnsi="Arakom"/>
                 <w:b w:val="false"/>
                 <w:bCs w:val="false"/>
                 <w:color w:val="111111"/>
@@ -3610,7 +3610,7 @@
             </w:pPr>
             <w:r>
               <w:rPr>
-                <w:rFonts w:ascii="Markazi Text" w:cs="Markazi Text" w:eastAsia="Markazi Text" w:hAnsi="Markazi Text"/>
+                <w:rFonts w:ascii="Arakom" w:cs="Arakom" w:eastAsia="Arakom" w:hAnsi="Arakom"/>
                 <w:b w:val="false"/>
                 <w:bCs w:val="false"/>
                 <w:color w:val="111111"/>
@@ -3682,7 +3682,7 @@
             </w:pPr>
             <w:r>
               <w:rPr>
-                <w:rFonts w:ascii="Markazi Text" w:cs="Markazi Text" w:eastAsia="Markazi Text" w:hAnsi="Markazi Text"/>
+                <w:rFonts w:ascii="Arakom" w:cs="Arakom" w:eastAsia="Arakom" w:hAnsi="Arakom"/>
                 <w:b w:val="false"/>
                 <w:bCs w:val="false"/>
                 <w:color w:val="111111"/>
@@ -3754,7 +3754,7 @@
             </w:pPr>
             <w:r>
               <w:rPr>
-                <w:rFonts w:ascii="Markazi Text" w:cs="Markazi Text" w:eastAsia="Markazi Text" w:hAnsi="Markazi Text"/>
+                <w:rFonts w:ascii="Arakom" w:cs="Arakom" w:eastAsia="Arakom" w:hAnsi="Arakom"/>
                 <w:b w:val="false"/>
                 <w:bCs w:val="false"/>
                 <w:color w:val="111111"/>
@@ -3930,7 +3930,7 @@
             </w:r>
             <w:r>
               <w:rPr>
-                <w:rFonts w:ascii="Markazi Text" w:cs="Markazi Text" w:eastAsia="Markazi Text" w:hAnsi="Markazi Text"/>
+                <w:rFonts w:ascii="Arakom" w:cs="Arakom" w:eastAsia="Arakom" w:hAnsi="Arakom"/>
                 <w:b w:val="false"/>
                 <w:bCs w:val="false"/>
                 <w:color w:val="111111"/>
@@ -3980,7 +3980,7 @@
             </w:r>
             <w:r>
               <w:rPr>
-                <w:rFonts w:ascii="Markazi Text" w:cs="Markazi Text" w:eastAsia="Markazi Text" w:hAnsi="Markazi Text"/>
+                <w:rFonts w:ascii="Arakom" w:cs="Arakom" w:eastAsia="Arakom" w:hAnsi="Arakom"/>
                 <w:b w:val="false"/>
                 <w:bCs w:val="false"/>
                 <w:color w:val="111111"/>
@@ -4035,7 +4035,7 @@
             </w:r>
             <w:r>
               <w:rPr>
-                <w:rFonts w:ascii="Markazi Text" w:cs="Markazi Text" w:eastAsia="Markazi Text" w:hAnsi="Markazi Text"/>
+                <w:rFonts w:ascii="Arakom" w:cs="Arakom" w:eastAsia="Arakom" w:hAnsi="Arakom"/>
                 <w:b w:val="false"/>
                 <w:bCs w:val="false"/>
                 <w:color w:val="111111"/>
@@ -4085,7 +4085,7 @@
             </w:r>
             <w:r>
               <w:rPr>
-                <w:rFonts w:ascii="Markazi Text" w:cs="Markazi Text" w:eastAsia="Markazi Text" w:hAnsi="Markazi Text"/>
+                <w:rFonts w:ascii="Arakom" w:cs="Arakom" w:eastAsia="Arakom" w:hAnsi="Arakom"/>
                 <w:b w:val="false"/>
                 <w:bCs w:val="false"/>
                 <w:color w:val="111111"/>
@@ -4420,7 +4420,7 @@
             </w:r>
             <w:r>
               <w:rPr>
-                <w:rFonts w:ascii="Markazi Text" w:cs="Markazi Text" w:eastAsia="Markazi Text" w:hAnsi="Markazi Text"/>
+                <w:rFonts w:ascii="Arakom" w:cs="Arakom" w:eastAsia="Arakom" w:hAnsi="Arakom"/>
                 <w:b w:val="false"/>
                 <w:bCs w:val="false"/>
                 <w:color w:val="111111"/>
@@ -4470,7 +4470,7 @@
             </w:r>
             <w:r>
               <w:rPr>
-                <w:rFonts w:ascii="Markazi Text" w:cs="Markazi Text" w:eastAsia="Markazi Text" w:hAnsi="Markazi Text"/>
+                <w:rFonts w:ascii="Arakom" w:cs="Arakom" w:eastAsia="Arakom" w:hAnsi="Arakom"/>
                 <w:b w:val="false"/>
                 <w:bCs w:val="false"/>
                 <w:color w:val="111111"/>
@@ -4525,7 +4525,7 @@
             </w:r>
             <w:r>
               <w:rPr>
-                <w:rFonts w:ascii="Markazi Text" w:cs="Markazi Text" w:eastAsia="Markazi Text" w:hAnsi="Markazi Text"/>
+                <w:rFonts w:ascii="Arakom" w:cs="Arakom" w:eastAsia="Arakom" w:hAnsi="Arakom"/>
                 <w:b w:val="false"/>
                 <w:bCs w:val="false"/>
                 <w:color w:val="111111"/>
@@ -4575,7 +4575,7 @@
             </w:r>
             <w:r>
               <w:rPr>
-                <w:rFonts w:ascii="Markazi Text" w:cs="Markazi Text" w:eastAsia="Markazi Text" w:hAnsi="Markazi Text"/>
+                <w:rFonts w:ascii="Arakom" w:cs="Arakom" w:eastAsia="Arakom" w:hAnsi="Arakom"/>
                 <w:b w:val="false"/>
                 <w:bCs w:val="false"/>
                 <w:color w:val="111111"/>
@@ -4667,7 +4667,7 @@
             </w:r>
             <w:r>
               <w:rPr>
-                <w:rFonts w:ascii="Markazi Text" w:cs="Markazi Text" w:eastAsia="Markazi Text" w:hAnsi="Markazi Text"/>
+                <w:rFonts w:ascii="Arakom" w:cs="Arakom" w:eastAsia="Arakom" w:hAnsi="Arakom"/>
                 <w:b w:val="false"/>
                 <w:bCs w:val="false"/>
                 <w:color w:val="111111"/>
@@ -4717,7 +4717,7 @@
             </w:r>
             <w:r>
               <w:rPr>
-                <w:rFonts w:ascii="Markazi Text" w:cs="Markazi Text" w:eastAsia="Markazi Text" w:hAnsi="Markazi Text"/>
+                <w:rFonts w:ascii="Arakom" w:cs="Arakom" w:eastAsia="Arakom" w:hAnsi="Arakom"/>
                 <w:b w:val="false"/>
                 <w:bCs w:val="false"/>
                 <w:color w:val="111111"/>
@@ -4772,7 +4772,7 @@
             </w:r>
             <w:r>
               <w:rPr>
-                <w:rFonts w:ascii="Markazi Text" w:cs="Markazi Text" w:eastAsia="Markazi Text" w:hAnsi="Markazi Text"/>
+                <w:rFonts w:ascii="Arakom" w:cs="Arakom" w:eastAsia="Arakom" w:hAnsi="Arakom"/>
                 <w:b w:val="false"/>
                 <w:bCs w:val="false"/>
                 <w:color w:val="111111"/>
@@ -4822,7 +4822,7 @@
             </w:r>
             <w:r>
               <w:rPr>
-                <w:rFonts w:ascii="Markazi Text" w:cs="Markazi Text" w:eastAsia="Markazi Text" w:hAnsi="Markazi Text"/>
+                <w:rFonts w:ascii="Arakom" w:cs="Arakom" w:eastAsia="Arakom" w:hAnsi="Arakom"/>
                 <w:b w:val="false"/>
                 <w:bCs w:val="false"/>
                 <w:color w:val="111111"/>
@@ -5367,7 +5367,7 @@
             </w:pPr>
             <w:r>
               <w:rPr>
-                <w:rFonts w:ascii="Markazi Text" w:cs="Markazi Text" w:eastAsia="Markazi Text" w:hAnsi="Markazi Text"/>
+                <w:rFonts w:ascii="Arakom" w:cs="Arakom" w:eastAsia="Arakom" w:hAnsi="Arakom"/>
                 <w:b w:val="false"/>
                 <w:bCs w:val="false"/>
                 <w:color w:val="111111"/>
@@ -5493,7 +5493,7 @@
             </w:pPr>
             <w:r>
               <w:rPr>
-                <w:rFonts w:ascii="Markazi Text" w:cs="Markazi Text" w:eastAsia="Markazi Text" w:hAnsi="Markazi Text"/>
+                <w:rFonts w:ascii="Arakom" w:cs="Arakom" w:eastAsia="Arakom" w:hAnsi="Arakom"/>
                 <w:b w:val="false"/>
                 <w:bCs w:val="false"/>
                 <w:color w:val="111111"/>
@@ -5619,7 +5619,7 @@
             </w:pPr>
             <w:r>
               <w:rPr>
-                <w:rFonts w:ascii="Markazi Text" w:cs="Markazi Text" w:eastAsia="Markazi Text" w:hAnsi="Markazi Text"/>
+                <w:rFonts w:ascii="Arakom" w:cs="Arakom" w:eastAsia="Arakom" w:hAnsi="Arakom"/>
                 <w:b w:val="false"/>
                 <w:bCs w:val="false"/>
                 <w:color w:val="111111"/>
@@ -5745,7 +5745,7 @@
             </w:pPr>
             <w:r>
               <w:rPr>
-                <w:rFonts w:ascii="Markazi Text" w:cs="Markazi Text" w:eastAsia="Markazi Text" w:hAnsi="Markazi Text"/>
+                <w:rFonts w:ascii="Arakom" w:cs="Arakom" w:eastAsia="Arakom" w:hAnsi="Arakom"/>
                 <w:b w:val="false"/>
                 <w:bCs w:val="false"/>
                 <w:color w:val="111111"/>
@@ -5871,7 +5871,7 @@
             </w:pPr>
             <w:r>
               <w:rPr>
-                <w:rFonts w:ascii="Markazi Text" w:cs="Markazi Text" w:eastAsia="Markazi Text" w:hAnsi="Markazi Text"/>
+                <w:rFonts w:ascii="Arakom" w:cs="Arakom" w:eastAsia="Arakom" w:hAnsi="Arakom"/>
                 <w:b w:val="false"/>
                 <w:bCs w:val="false"/>
                 <w:color w:val="111111"/>
@@ -6104,7 +6104,7 @@
             </w:pPr>
             <w:r>
               <w:rPr>
-                <w:rFonts w:ascii="Markazi Text" w:cs="Markazi Text" w:eastAsia="Markazi Text" w:hAnsi="Markazi Text"/>
+                <w:rFonts w:ascii="Arakom" w:cs="Arakom" w:eastAsia="Arakom" w:hAnsi="Arakom"/>
                 <w:b w:val="false"/>
                 <w:bCs w:val="false"/>
                 <w:color w:val="111111"/>
@@ -6176,7 +6176,7 @@
             </w:pPr>
             <w:r>
               <w:rPr>
-                <w:rFonts w:ascii="Markazi Text" w:cs="Markazi Text" w:eastAsia="Markazi Text" w:hAnsi="Markazi Text"/>
+                <w:rFonts w:ascii="Arakom" w:cs="Arakom" w:eastAsia="Arakom" w:hAnsi="Arakom"/>
                 <w:b w:val="false"/>
                 <w:bCs w:val="false"/>
                 <w:color w:val="111111"/>
@@ -6248,7 +6248,7 @@
             </w:pPr>
             <w:r>
               <w:rPr>
-                <w:rFonts w:ascii="Markazi Text" w:cs="Markazi Text" w:eastAsia="Markazi Text" w:hAnsi="Markazi Text"/>
+                <w:rFonts w:ascii="Arakom" w:cs="Arakom" w:eastAsia="Arakom" w:hAnsi="Arakom"/>
                 <w:b w:val="false"/>
                 <w:bCs w:val="false"/>
                 <w:color w:val="111111"/>
@@ -6320,7 +6320,7 @@
             </w:pPr>
             <w:r>
               <w:rPr>
-                <w:rFonts w:ascii="Markazi Text" w:cs="Markazi Text" w:eastAsia="Markazi Text" w:hAnsi="Markazi Text"/>
+                <w:rFonts w:ascii="Arakom" w:cs="Arakom" w:eastAsia="Arakom" w:hAnsi="Arakom"/>
                 <w:b w:val="false"/>
                 <w:bCs w:val="false"/>
                 <w:color w:val="111111"/>
@@ -6392,7 +6392,7 @@
             </w:pPr>
             <w:r>
               <w:rPr>
-                <w:rFonts w:ascii="Markazi Text" w:cs="Markazi Text" w:eastAsia="Markazi Text" w:hAnsi="Markazi Text"/>
+                <w:rFonts w:ascii="Arakom" w:cs="Arakom" w:eastAsia="Arakom" w:hAnsi="Arakom"/>
                 <w:b w:val="false"/>
                 <w:bCs w:val="false"/>
                 <w:color w:val="111111"/>
@@ -6544,7 +6544,7 @@
             </w:pPr>
             <w:r>
               <w:rPr>
-                <w:rFonts w:ascii="Markazi Text" w:cs="Markazi Text" w:eastAsia="Markazi Text" w:hAnsi="Markazi Text"/>
+                <w:rFonts w:ascii="Arakom" w:cs="Arakom" w:eastAsia="Arakom" w:hAnsi="Arakom"/>
                 <w:b w:val="false"/>
                 <w:bCs w:val="false"/>
                 <w:color w:val="111111"/>
@@ -7188,7 +7188,7 @@
             </w:pPr>
             <w:r>
               <w:rPr>
-                <w:rFonts w:ascii="Markazi Text" w:cs="Markazi Text" w:eastAsia="Markazi Text" w:hAnsi="Markazi Text"/>
+                <w:rFonts w:ascii="Arakom" w:cs="Arakom" w:eastAsia="Arakom" w:hAnsi="Arakom"/>
                 <w:b w:val="false"/>
                 <w:bCs w:val="false"/>
                 <w:color w:val="111111"/>
@@ -7206,7 +7206,7 @@
             </w:pPr>
             <w:r>
               <w:rPr>
-                <w:rFonts w:ascii="Markazi Text" w:cs="Markazi Text" w:eastAsia="Markazi Text" w:hAnsi="Markazi Text"/>
+                <w:rFonts w:ascii="Arakom" w:cs="Arakom" w:eastAsia="Arakom" w:hAnsi="Arakom"/>
                 <w:b w:val="false"/>
                 <w:bCs w:val="false"/>
                 <w:color w:val="111111"/>
@@ -7224,7 +7224,7 @@
             </w:pPr>
             <w:r>
               <w:rPr>
-                <w:rFonts w:ascii="Markazi Text" w:cs="Markazi Text" w:eastAsia="Markazi Text" w:hAnsi="Markazi Text"/>
+                <w:rFonts w:ascii="Arakom" w:cs="Arakom" w:eastAsia="Arakom" w:hAnsi="Arakom"/>
                 <w:b w:val="false"/>
                 <w:bCs w:val="false"/>
                 <w:color w:val="111111"/>
@@ -7412,7 +7412,7 @@
             </w:pPr>
             <w:r>
               <w:rPr>
-                <w:rFonts w:ascii="Markazi Text" w:cs="Markazi Text" w:eastAsia="Markazi Text" w:hAnsi="Markazi Text"/>
+                <w:rFonts w:ascii="Arakom" w:cs="Arakom" w:eastAsia="Arakom" w:hAnsi="Arakom"/>
                 <w:b w:val="false"/>
                 <w:bCs w:val="false"/>
                 <w:color w:val="111111"/>
@@ -7430,7 +7430,7 @@
             </w:pPr>
             <w:r>
               <w:rPr>
-                <w:rFonts w:ascii="Markazi Text" w:cs="Markazi Text" w:eastAsia="Markazi Text" w:hAnsi="Markazi Text"/>
+                <w:rFonts w:ascii="Arakom" w:cs="Arakom" w:eastAsia="Arakom" w:hAnsi="Arakom"/>
                 <w:b w:val="false"/>
                 <w:bCs w:val="false"/>
                 <w:color w:val="111111"/>
@@ -7712,7 +7712,7 @@
             </w:pPr>
             <w:r>
               <w:rPr>
-                <w:rFonts w:ascii="Markazi Text" w:cs="Markazi Text" w:eastAsia="Markazi Text" w:hAnsi="Markazi Text"/>
+                <w:rFonts w:ascii="Arakom" w:cs="Arakom" w:eastAsia="Arakom" w:hAnsi="Arakom"/>
                 <w:b w:val="false"/>
                 <w:bCs w:val="false"/>
                 <w:color w:val="111111"/>
@@ -7730,7 +7730,7 @@
             </w:pPr>
             <w:r>
               <w:rPr>
-                <w:rFonts w:ascii="Markazi Text" w:cs="Markazi Text" w:eastAsia="Markazi Text" w:hAnsi="Markazi Text"/>
+                <w:rFonts w:ascii="Arakom" w:cs="Arakom" w:eastAsia="Arakom" w:hAnsi="Arakom"/>
                 <w:b w:val="false"/>
                 <w:bCs w:val="false"/>
                 <w:color w:val="111111"/>
@@ -7748,7 +7748,7 @@
             </w:pPr>
             <w:r>
               <w:rPr>
-                <w:rFonts w:ascii="Markazi Text" w:cs="Markazi Text" w:eastAsia="Markazi Text" w:hAnsi="Markazi Text"/>
+                <w:rFonts w:ascii="Arakom" w:cs="Arakom" w:eastAsia="Arakom" w:hAnsi="Arakom"/>
                 <w:b w:val="false"/>
                 <w:bCs w:val="false"/>
                 <w:color w:val="111111"/>
